--- a/tillsyn/A 35684-2026 tillsynsbegäran.docx
+++ b/tillsyn/A 35684-2026 tillsynsbegäran.docx
@@ -355,7 +355,7 @@
     <w:r>
       <w:tab/>
       <w:tab/>
-      <w:t>2026-09-16</w:t>
+      <w:t>2026-09-17</w:t>
       <w:br/>
       <w:br/>
     </w:r>

--- a/tillsyn/A 35684-2026 tillsynsbegäran.docx
+++ b/tillsyn/A 35684-2026 tillsynsbegäran.docx
@@ -355,7 +355,7 @@
     <w:r>
       <w:tab/>
       <w:tab/>
-      <w:t>2026-09-17</w:t>
+      <w:t>2026-09-18</w:t>
       <w:br/>
       <w:br/>
     </w:r>

--- a/tillsyn/A 35684-2026 tillsynsbegäran.docx
+++ b/tillsyn/A 35684-2026 tillsynsbegäran.docx
@@ -355,7 +355,7 @@
     <w:r>
       <w:tab/>
       <w:tab/>
-      <w:t>2026-09-18</w:t>
+      <w:t>2026-09-19</w:t>
       <w:br/>
       <w:br/>
     </w:r>

--- a/tillsyn/A 35684-2026 tillsynsbegäran.docx
+++ b/tillsyn/A 35684-2026 tillsynsbegäran.docx
@@ -355,7 +355,7 @@
     <w:r>
       <w:tab/>
       <w:tab/>
-      <w:t>2026-09-19</w:t>
+      <w:t>2026-09-21</w:t>
       <w:br/>
       <w:br/>
     </w:r>

--- a/tillsyn/A 35684-2026 tillsynsbegäran.docx
+++ b/tillsyn/A 35684-2026 tillsynsbegäran.docx
@@ -355,7 +355,7 @@
     <w:r>
       <w:tab/>
       <w:tab/>
-      <w:t>2026-09-21</w:t>
+      <w:t>2026-09-23</w:t>
       <w:br/>
       <w:br/>
     </w:r>

--- a/tillsyn/A 35684-2026 tillsynsbegäran.docx
+++ b/tillsyn/A 35684-2026 tillsynsbegäran.docx
@@ -355,7 +355,7 @@
     <w:r>
       <w:tab/>
       <w:tab/>
-      <w:t>2026-09-23</w:t>
+      <w:t>2026-09-24</w:t>
       <w:br/>
       <w:br/>
     </w:r>

--- a/tillsyn/A 35684-2026 tillsynsbegäran.docx
+++ b/tillsyn/A 35684-2026 tillsynsbegäran.docx
@@ -355,7 +355,7 @@
     <w:r>
       <w:tab/>
       <w:tab/>
-      <w:t>2026-09-24</w:t>
+      <w:t>2026-09-25</w:t>
       <w:br/>
       <w:br/>
     </w:r>

--- a/tillsyn/A 35684-2026 tillsynsbegäran.docx
+++ b/tillsyn/A 35684-2026 tillsynsbegäran.docx
@@ -355,7 +355,7 @@
     <w:r>
       <w:tab/>
       <w:tab/>
-      <w:t>2026-09-25</w:t>
+      <w:t>2026-09-26</w:t>
       <w:br/>
       <w:br/>
     </w:r>

--- a/tillsyn/A 35684-2026 tillsynsbegäran.docx
+++ b/tillsyn/A 35684-2026 tillsynsbegäran.docx
@@ -355,7 +355,7 @@
     <w:r>
       <w:tab/>
       <w:tab/>
-      <w:t>2026-09-26</w:t>
+      <w:t>2026-09-27</w:t>
       <w:br/>
       <w:br/>
     </w:r>

--- a/tillsyn/A 35684-2026 tillsynsbegäran.docx
+++ b/tillsyn/A 35684-2026 tillsynsbegäran.docx
@@ -355,7 +355,7 @@
     <w:r>
       <w:tab/>
       <w:tab/>
-      <w:t>2026-09-27</w:t>
+      <w:t>2026-09-28</w:t>
       <w:br/>
       <w:br/>
     </w:r>

--- a/tillsyn/A 35684-2026 tillsynsbegäran.docx
+++ b/tillsyn/A 35684-2026 tillsynsbegäran.docx
@@ -355,7 +355,7 @@
     <w:r>
       <w:tab/>
       <w:tab/>
-      <w:t>2026-09-28</w:t>
+      <w:t>2026-09-29</w:t>
       <w:br/>
       <w:br/>
     </w:r>

--- a/tillsyn/A 35684-2026 tillsynsbegäran.docx
+++ b/tillsyn/A 35684-2026 tillsynsbegäran.docx
@@ -355,7 +355,7 @@
     <w:r>
       <w:tab/>
       <w:tab/>
-      <w:t>2026-09-29</w:t>
+      <w:t>2026-09-30</w:t>
       <w:br/>
       <w:br/>
     </w:r>

--- a/tillsyn/A 35684-2026 tillsynsbegäran.docx
+++ b/tillsyn/A 35684-2026 tillsynsbegäran.docx
@@ -355,7 +355,7 @@
     <w:r>
       <w:tab/>
       <w:tab/>
-      <w:t>2026-09-30</w:t>
+      <w:t>2026-10-01</w:t>
       <w:br/>
       <w:br/>
     </w:r>

--- a/tillsyn/A 35684-2026 tillsynsbegäran.docx
+++ b/tillsyn/A 35684-2026 tillsynsbegäran.docx
@@ -355,7 +355,7 @@
     <w:r>
       <w:tab/>
       <w:tab/>
-      <w:t>2026-10-01</w:t>
+      <w:t>2026-10-02</w:t>
       <w:br/>
       <w:br/>
     </w:r>

--- a/tillsyn/A 35684-2026 tillsynsbegäran.docx
+++ b/tillsyn/A 35684-2026 tillsynsbegäran.docx
@@ -355,7 +355,7 @@
     <w:r>
       <w:tab/>
       <w:tab/>
-      <w:t>2026-10-02</w:t>
+      <w:t>2026-10-03</w:t>
       <w:br/>
       <w:br/>
     </w:r>

--- a/tillsyn/A 35684-2026 tillsynsbegäran.docx
+++ b/tillsyn/A 35684-2026 tillsynsbegäran.docx
@@ -355,7 +355,7 @@
     <w:r>
       <w:tab/>
       <w:tab/>
-      <w:t>2026-10-03</w:t>
+      <w:t>2026-10-04</w:t>
       <w:br/>
       <w:br/>
     </w:r>

--- a/tillsyn/A 35684-2026 tillsynsbegäran.docx
+++ b/tillsyn/A 35684-2026 tillsynsbegäran.docx
@@ -355,7 +355,7 @@
     <w:r>
       <w:tab/>
       <w:tab/>
-      <w:t>2026-10-04</w:t>
+      <w:t>2026-10-05</w:t>
       <w:br/>
       <w:br/>
     </w:r>

--- a/tillsyn/A 35684-2026 tillsynsbegäran.docx
+++ b/tillsyn/A 35684-2026 tillsynsbegäran.docx
@@ -355,7 +355,7 @@
     <w:r>
       <w:tab/>
       <w:tab/>
-      <w:t>2026-10-05</w:t>
+      <w:t>2026-10-06</w:t>
       <w:br/>
       <w:br/>
     </w:r>

--- a/tillsyn/A 35684-2026 tillsynsbegäran.docx
+++ b/tillsyn/A 35684-2026 tillsynsbegäran.docx
@@ -355,7 +355,7 @@
     <w:r>
       <w:tab/>
       <w:tab/>
-      <w:t>2026-10-06</w:t>
+      <w:t>2026-10-07</w:t>
       <w:br/>
       <w:br/>
     </w:r>

--- a/tillsyn/A 35684-2026 tillsynsbegäran.docx
+++ b/tillsyn/A 35684-2026 tillsynsbegäran.docx
@@ -355,7 +355,7 @@
     <w:r>
       <w:tab/>
       <w:tab/>
-      <w:t>2026-10-07</w:t>
+      <w:t>2026-10-08</w:t>
       <w:br/>
       <w:br/>
     </w:r>

--- a/tillsyn/A 35684-2026 tillsynsbegäran.docx
+++ b/tillsyn/A 35684-2026 tillsynsbegäran.docx
@@ -355,7 +355,7 @@
     <w:r>
       <w:tab/>
       <w:tab/>
-      <w:t>2026-10-08</w:t>
+      <w:t>2026-10-09</w:t>
       <w:br/>
       <w:br/>
     </w:r>

--- a/tillsyn/A 35684-2026 tillsynsbegäran.docx
+++ b/tillsyn/A 35684-2026 tillsynsbegäran.docx
@@ -22,7 +22,7 @@
       <w:r>
         <w:drawing>
           <wp:inline xmlns:a="http://schemas.openxmlformats.org/drawingml/2006/main" xmlns:pic="http://schemas.openxmlformats.org/drawingml/2006/picture">
-            <wp:extent cx="5486400" cy="5495827"/>
+            <wp:extent cx="5486400" cy="5614605"/>
             <wp:docPr id="1" name="Picture 1"/>
             <wp:cNvGraphicFramePr>
               <a:graphicFrameLocks noChangeAspect="1"/>
@@ -43,7 +43,7 @@
                   <pic:spPr>
                     <a:xfrm>
                       <a:off x="0" y="0"/>
-                      <a:ext cx="5486400" cy="5495827"/>
+                      <a:ext cx="5486400" cy="5614605"/>
                     </a:xfrm>
                     <a:prstGeom prst="rect"/>
                   </pic:spPr>
@@ -65,7 +65,7 @@
     </w:p>
     <w:p>
       <w:r>
-        <w:t>I avverkningsanmälan finns fynd av 1 naturvårdsarter, varav 1 är rödlistad, 1 är fridlyst och 1 är typisk (T): entita (NT, T, §4). Se Figur 1.</w:t>
+        <w:t>I avverkningsanmälan finns fynd av 2 naturvårdsarter, varav 1 är rödlistad, 1 är fridlyst och 2 är typiska (T): entita (NT, T, §4) och blåbär (T). Se Figur 1.</w:t>
       </w:r>
     </w:p>
     <w:p>
@@ -117,6 +117,26 @@
       </w:r>
       <w:r>
         <w:t xml:space="preserve"> (Skogsstyrelsen, 2016, SLU Artdatabanken, 2021).</w:t>
+      </w:r>
+    </w:p>
+    <w:p>
+      <w:r>
+        <w:rPr>
+          <w:b/>
+        </w:rPr>
+        <w:t>Blåbär</w:t>
+      </w:r>
+      <w:r>
+        <w:t xml:space="preserve"> är typisk art för </w:t>
+      </w:r>
+      <w:r>
+        <w:rPr>
+          <w:i/>
+        </w:rPr>
+        <w:t>9190 Näringsfattig ekskog</w:t>
+      </w:r>
+      <w:r>
+        <w:t>. I naturskogar och kontinuitetsskogar är blåbär värdväxt för bland annat de rödlistade fjärilarna sibiriskt lundfly (EN), tajgafjällfly (EN), urskogsfly (EN), fjällskogsfly (VU), högnordiskt fjällfly (VU), baltiskt skogsfly (NT), gråpudrat skogsfly (NT), grå blåbärsfältmätare (NT) och skogsfältmätare (NT) (SLU Artdatabanken, 2026).</w:t>
       </w:r>
     </w:p>
     <w:p>
@@ -355,7 +375,7 @@
     <w:r>
       <w:tab/>
       <w:tab/>
-      <w:t>2026-10-09</w:t>
+      <w:t>2026-10-10</w:t>
       <w:br/>
       <w:br/>
     </w:r>

--- a/tillsyn/A 35684-2026 tillsynsbegäran.docx
+++ b/tillsyn/A 35684-2026 tillsynsbegäran.docx
@@ -375,7 +375,7 @@
     <w:r>
       <w:tab/>
       <w:tab/>
-      <w:t>2026-10-10</w:t>
+      <w:t>2026-10-11</w:t>
       <w:br/>
       <w:br/>
     </w:r>

--- a/tillsyn/A 35684-2026 tillsynsbegäran.docx
+++ b/tillsyn/A 35684-2026 tillsynsbegäran.docx
@@ -375,7 +375,7 @@
     <w:r>
       <w:tab/>
       <w:tab/>
-      <w:t>2026-10-11</w:t>
+      <w:t>2026-10-12</w:t>
       <w:br/>
       <w:br/>
     </w:r>

--- a/tillsyn/A 35684-2026 tillsynsbegäran.docx
+++ b/tillsyn/A 35684-2026 tillsynsbegäran.docx
@@ -375,7 +375,7 @@
     <w:r>
       <w:tab/>
       <w:tab/>
-      <w:t>2026-10-12</w:t>
+      <w:t>2026-10-13</w:t>
       <w:br/>
       <w:br/>
     </w:r>

--- a/tillsyn/A 35684-2026 tillsynsbegäran.docx
+++ b/tillsyn/A 35684-2026 tillsynsbegäran.docx
@@ -375,7 +375,7 @@
     <w:r>
       <w:tab/>
       <w:tab/>
-      <w:t>2026-10-13</w:t>
+      <w:t>2026-10-14</w:t>
       <w:br/>
       <w:br/>
     </w:r>

--- a/tillsyn/A 35684-2026 tillsynsbegäran.docx
+++ b/tillsyn/A 35684-2026 tillsynsbegäran.docx
@@ -375,7 +375,7 @@
     <w:r>
       <w:tab/>
       <w:tab/>
-      <w:t>2026-10-14</w:t>
+      <w:t>2026-10-15</w:t>
       <w:br/>
       <w:br/>
     </w:r>

--- a/tillsyn/A 35684-2026 tillsynsbegäran.docx
+++ b/tillsyn/A 35684-2026 tillsynsbegäran.docx
@@ -375,7 +375,7 @@
     <w:r>
       <w:tab/>
       <w:tab/>
-      <w:t>2026-10-15</w:t>
+      <w:t>2026-10-16</w:t>
       <w:br/>
       <w:br/>
     </w:r>

--- a/tillsyn/A 35684-2026 tillsynsbegäran.docx
+++ b/tillsyn/A 35684-2026 tillsynsbegäran.docx
@@ -375,7 +375,7 @@
     <w:r>
       <w:tab/>
       <w:tab/>
-      <w:t>2026-10-16</w:t>
+      <w:t>2026-10-17</w:t>
       <w:br/>
       <w:br/>
     </w:r>

--- a/tillsyn/A 35684-2026 tillsynsbegäran.docx
+++ b/tillsyn/A 35684-2026 tillsynsbegäran.docx
@@ -375,7 +375,7 @@
     <w:r>
       <w:tab/>
       <w:tab/>
-      <w:t>2026-10-17</w:t>
+      <w:t>2026-10-18</w:t>
       <w:br/>
       <w:br/>
     </w:r>

--- a/tillsyn/A 35684-2026 tillsynsbegäran.docx
+++ b/tillsyn/A 35684-2026 tillsynsbegäran.docx
@@ -375,7 +375,7 @@
     <w:r>
       <w:tab/>
       <w:tab/>
-      <w:t>2026-10-18</w:t>
+      <w:t>2026-10-19</w:t>
       <w:br/>
       <w:br/>
     </w:r>

--- a/tillsyn/A 35684-2026 tillsynsbegäran.docx
+++ b/tillsyn/A 35684-2026 tillsynsbegäran.docx
@@ -375,7 +375,7 @@
     <w:r>
       <w:tab/>
       <w:tab/>
-      <w:t>2026-10-19</w:t>
+      <w:t>2026-10-20</w:t>
       <w:br/>
       <w:br/>
     </w:r>

--- a/tillsyn/A 35684-2026 tillsynsbegäran.docx
+++ b/tillsyn/A 35684-2026 tillsynsbegäran.docx
@@ -375,7 +375,7 @@
     <w:r>
       <w:tab/>
       <w:tab/>
-      <w:t>2026-10-20</w:t>
+      <w:t>2026-10-21</w:t>
       <w:br/>
       <w:br/>
     </w:r>

--- a/tillsyn/A 35684-2026 tillsynsbegäran.docx
+++ b/tillsyn/A 35684-2026 tillsynsbegäran.docx
@@ -375,7 +375,7 @@
     <w:r>
       <w:tab/>
       <w:tab/>
-      <w:t>2026-10-21</w:t>
+      <w:t>2026-10-22</w:t>
       <w:br/>
       <w:br/>
     </w:r>

--- a/tillsyn/A 35684-2026 tillsynsbegäran.docx
+++ b/tillsyn/A 35684-2026 tillsynsbegäran.docx
@@ -375,7 +375,7 @@
     <w:r>
       <w:tab/>
       <w:tab/>
-      <w:t>2026-10-22</w:t>
+      <w:t>2026-10-23</w:t>
       <w:br/>
       <w:br/>
     </w:r>

--- a/tillsyn/A 35684-2026 tillsynsbegäran.docx
+++ b/tillsyn/A 35684-2026 tillsynsbegäran.docx
@@ -375,7 +375,7 @@
     <w:r>
       <w:tab/>
       <w:tab/>
-      <w:t>2026-10-23</w:t>
+      <w:t>2026-10-24</w:t>
       <w:br/>
       <w:br/>
     </w:r>

--- a/tillsyn/A 35684-2026 tillsynsbegäran.docx
+++ b/tillsyn/A 35684-2026 tillsynsbegäran.docx
@@ -375,7 +375,7 @@
     <w:r>
       <w:tab/>
       <w:tab/>
-      <w:t>2026-10-24</w:t>
+      <w:t>2026-10-25</w:t>
       <w:br/>
       <w:br/>
     </w:r>

--- a/tillsyn/A 35684-2026 tillsynsbegäran.docx
+++ b/tillsyn/A 35684-2026 tillsynsbegäran.docx
@@ -375,7 +375,7 @@
     <w:r>
       <w:tab/>
       <w:tab/>
-      <w:t>2026-10-25</w:t>
+      <w:t>2026-10-26</w:t>
       <w:br/>
       <w:br/>
     </w:r>

--- a/tillsyn/A 35684-2026 tillsynsbegäran.docx
+++ b/tillsyn/A 35684-2026 tillsynsbegäran.docx
@@ -375,7 +375,7 @@
     <w:r>
       <w:tab/>
       <w:tab/>
-      <w:t>2026-10-26</w:t>
+      <w:t>2026-10-27</w:t>
       <w:br/>
       <w:br/>
     </w:r>

--- a/tillsyn/A 35684-2026 tillsynsbegäran.docx
+++ b/tillsyn/A 35684-2026 tillsynsbegäran.docx
@@ -375,7 +375,7 @@
     <w:r>
       <w:tab/>
       <w:tab/>
-      <w:t>2026-10-27</w:t>
+      <w:t>2026-10-28</w:t>
       <w:br/>
       <w:br/>
     </w:r>

--- a/tillsyn/A 35684-2026 tillsynsbegäran.docx
+++ b/tillsyn/A 35684-2026 tillsynsbegäran.docx
@@ -375,7 +375,7 @@
     <w:r>
       <w:tab/>
       <w:tab/>
-      <w:t>2026-10-28</w:t>
+      <w:t>2026-10-29</w:t>
       <w:br/>
       <w:br/>
     </w:r>

--- a/tillsyn/A 35684-2026 tillsynsbegäran.docx
+++ b/tillsyn/A 35684-2026 tillsynsbegäran.docx
@@ -375,7 +375,7 @@
     <w:r>
       <w:tab/>
       <w:tab/>
-      <w:t>2026-10-29</w:t>
+      <w:t>2026-10-31</w:t>
       <w:br/>
       <w:br/>
     </w:r>
